--- a/nep/docx/004.content.docx
+++ b/nep/docx/004.content.docx
@@ -245,36 +245,26 @@
         </w:rPr>
         <w:t xml:space="preserve"> </w:t>
       </w:r>
-      <w:hyperlink r:id="rId13">
-        <w:r>
-          <w:rPr>
-            <w:lang w:val="ne_NP" w:bidi="ne_NP"/>
-          </w:rPr>
-          <w:rPr>
-            <w:color w:val="0000EE"/>
-            <w:u w:val="single"/>
-          </w:rPr>
-          <w:t>आशीष</w:t>
-        </w:r>
-      </w:hyperlink>
+      <w:r>
+        <w:rPr>
+          <w:b/>
+          <w:lang w:val="ne_NP" w:bidi="ne_NP"/>
+        </w:rPr>
+        <w:t>आशीष</w:t>
+      </w:r>
       <w:r>
         <w:rPr>
           <w:lang w:val="ne_NP" w:bidi="ne_NP"/>
         </w:rPr>
         <w:t xml:space="preserve"> दिनेछु भनेर परमेश्वरले </w:t>
       </w:r>
-      <w:hyperlink r:id="rId14">
-        <w:r>
-          <w:rPr>
-            <w:lang w:val="ne_NP" w:bidi="ne_NP"/>
-          </w:rPr>
-          <w:rPr>
-            <w:color w:val="0000EE"/>
-            <w:u w:val="single"/>
-          </w:rPr>
-          <w:t>अब्राहामलाई</w:t>
-        </w:r>
-      </w:hyperlink>
+      <w:r>
+        <w:rPr>
+          <w:b/>
+          <w:lang w:val="ne_NP" w:bidi="ne_NP"/>
+        </w:rPr>
+        <w:t>अब्राहामलाई</w:t>
+      </w:r>
       <w:r>
         <w:rPr>
           <w:lang w:val="ne_NP" w:bidi="ne_NP"/>
@@ -335,36 +325,26 @@
         </w:rPr>
         <w:t xml:space="preserve">नयाँ नियमले येशू सबै कुराको उत्तराधिकारी हुनुहुन्छ भनेर पनि भन्छ। येशू </w:t>
       </w:r>
-      <w:hyperlink r:id="rId15">
-        <w:r>
-          <w:rPr>
-            <w:lang w:val="ne_NP" w:bidi="ne_NP"/>
-          </w:rPr>
-          <w:rPr>
-            <w:color w:val="0000EE"/>
-            <w:u w:val="single"/>
-          </w:rPr>
-          <w:t>परमेश्वरको छोरा</w:t>
-        </w:r>
-      </w:hyperlink>
+      <w:r>
+        <w:rPr>
+          <w:b/>
+          <w:lang w:val="ne_NP" w:bidi="ne_NP"/>
+        </w:rPr>
+        <w:t>परमेश्वरको छोरा</w:t>
+      </w:r>
       <w:r>
         <w:rPr>
           <w:lang w:val="ne_NP" w:bidi="ne_NP"/>
         </w:rPr>
         <w:t xml:space="preserve"> हुनुहुन्छ। अब हामीलाई पक्कै पनि थाहा छ कि पिता परमेश्वर, कहिल्यै मर्नुहुन्न, त्यसैले यसको अर्थ परमेश्वर मरेपछि येशू यी कुराहरू उत्तराधिकारी हुनुहुनेछ भन्ने होइन। जब बाइबलले येशू उत्तराधिकारी हुनुहुन्छ भनेर भन्छ, यसको अर्थ सबै कुरा सही रूपमा येशूको हो भन्ने हो। सम्पूर्ण संसार येशूको हो र </w:t>
       </w:r>
-      <w:hyperlink r:id="rId16">
-        <w:r>
-          <w:rPr>
-            <w:lang w:val="ne_NP" w:bidi="ne_NP"/>
-          </w:rPr>
-          <w:rPr>
-            <w:color w:val="0000EE"/>
-            <w:u w:val="single"/>
-          </w:rPr>
-          <w:t>परमेश्वरको राज्य</w:t>
-        </w:r>
-      </w:hyperlink>
+      <w:r>
+        <w:rPr>
+          <w:b/>
+          <w:lang w:val="ne_NP" w:bidi="ne_NP"/>
+        </w:rPr>
+        <w:t>परमेश्वरको राज्य</w:t>
+      </w:r>
       <w:r>
         <w:rPr>
           <w:lang w:val="ne_NP" w:bidi="ne_NP"/>
@@ -398,18 +378,13 @@
         </w:rPr>
         <w:t xml:space="preserve"> मानिसहरूलाई येशूको "संगी उत्तराधिकारी" भनेर पनि भन्दछ। </w:t>
       </w:r>
-      <w:hyperlink r:id="rId17">
-        <w:r>
-          <w:rPr>
-            <w:lang w:val="ne_NP" w:bidi="ne_NP"/>
-          </w:rPr>
-          <w:rPr>
-            <w:color w:val="0000EE"/>
-            <w:u w:val="single"/>
-          </w:rPr>
-          <w:t>मुक्तिदाताको</w:t>
-        </w:r>
-      </w:hyperlink>
+      <w:r>
+        <w:rPr>
+          <w:b/>
+          <w:lang w:val="ne_NP" w:bidi="ne_NP"/>
+        </w:rPr>
+        <w:t>मुक्तिदाताको</w:t>
+      </w:r>
       <w:r>
         <w:rPr>
           <w:lang w:val="ne_NP" w:bidi="ne_NP"/>
@@ -493,7 +468,6 @@
       </w:r>
       <w:r>
         <w:rPr>
-          <w:b/>
           <w:lang w:val="ne_NP" w:bidi="ne_NP"/>
         </w:rPr>
         <w:t>इस्राएलीहरूले</w:t>
@@ -534,7 +508,6 @@
       </w:r>
       <w:r>
         <w:rPr>
-          <w:b/>
           <w:lang w:val="ne_NP" w:bidi="ne_NP"/>
         </w:rPr>
         <w:t>पश्चात्ताप</w:t>
@@ -547,7 +520,6 @@
       </w:r>
       <w:r>
         <w:rPr>
-          <w:b/>
           <w:lang w:val="ne_NP" w:bidi="ne_NP"/>
         </w:rPr>
         <w:t>पापको</w:t>
@@ -558,18 +530,12 @@
         </w:rPr>
         <w:t xml:space="preserve"> </w:t>
       </w:r>
-      <w:hyperlink r:id="rId18">
-        <w:r>
-          <w:rPr>
-            <w:lang w:val="ne_NP" w:bidi="ne_NP"/>
-          </w:rPr>
-          <w:rPr>
-            <w:color w:val="0000EE"/>
-            <w:u w:val="single"/>
-          </w:rPr>
-          <w:t>क्षमा</w:t>
-        </w:r>
-      </w:hyperlink>
+      <w:r>
+        <w:rPr>
+          <w:lang w:val="ne_NP" w:bidi="ne_NP"/>
+        </w:rPr>
+        <w:t>क्षमा</w:t>
+      </w:r>
       <w:r>
         <w:rPr>
           <w:lang w:val="ne_NP" w:bidi="ne_NP"/>
@@ -606,7 +572,6 @@
       </w:r>
       <w:r>
         <w:rPr>
-          <w:b/>
           <w:lang w:val="ne_NP" w:bidi="ne_NP"/>
         </w:rPr>
         <w:t>अगमवक्ताहरू</w:t>
